--- a/build/gal_electric_units.docx
+++ b/build/gal_electric_units.docx
@@ -25,7 +25,7 @@
       <w:r>
         <w:t>a)</w:t>
         <w:tab/>
-        <w:t>130Ω</w:t>
+        <w:t>1300Ω</w:t>
       </w:r>
     </w:p>
     <w:p>
@@ -35,7 +35,7 @@
       <w:r>
         <w:t>b)</w:t>
         <w:tab/>
-        <w:t>13Ω</w:t>
+        <w:t>13000Ω</w:t>
       </w:r>
     </w:p>
     <w:p>
@@ -45,7 +45,7 @@
       <w:r>
         <w:t>c)</w:t>
         <w:tab/>
-        <w:t>13000Ω</w:t>
+        <w:t>130Ω</w:t>
       </w:r>
     </w:p>
     <w:p>
@@ -55,7 +55,7 @@
       <w:r>
         <w:t>d)</w:t>
         <w:tab/>
-        <w:t>1300Ω</w:t>
+        <w:t>13Ω</w:t>
       </w:r>
     </w:p>
     <w:p>
@@ -73,7 +73,7 @@
       <w:r>
         <w:t>a)</w:t>
         <w:tab/>
-        <w:t>2200Ω</w:t>
+        <w:t>22,0000Ω</w:t>
       </w:r>
     </w:p>
     <w:p>
@@ -93,7 +93,7 @@
       <w:r>
         <w:t>c)</w:t>
         <w:tab/>
-        <w:t>22,0000Ω</w:t>
+        <w:t>2200Ω</w:t>
       </w:r>
     </w:p>
     <w:p>
@@ -121,7 +121,7 @@
       <w:r>
         <w:t>a)</w:t>
         <w:tab/>
-        <w:t>470Ω</w:t>
+        <w:t>4,7Ω</w:t>
       </w:r>
     </w:p>
     <w:p>
@@ -131,7 +131,7 @@
       <w:r>
         <w:t>b)</w:t>
         <w:tab/>
-        <w:t>47000Ω</w:t>
+        <w:t>470Ω</w:t>
       </w:r>
     </w:p>
     <w:p>
@@ -151,7 +151,7 @@
       <w:r>
         <w:t>d)</w:t>
         <w:tab/>
-        <w:t>4,7Ω</w:t>
+        <w:t>47000Ω</w:t>
       </w:r>
     </w:p>
     <w:p>
@@ -169,7 +169,7 @@
       <w:r>
         <w:t>a)</w:t>
         <w:tab/>
-        <w:t>3300Ω</w:t>
+        <w:t>33Ω</w:t>
       </w:r>
     </w:p>
     <w:p>
@@ -179,7 +179,7 @@
       <w:r>
         <w:t>b)</w:t>
         <w:tab/>
-        <w:t>33Ω</w:t>
+        <w:t>330Ω</w:t>
       </w:r>
     </w:p>
     <w:p>
@@ -189,7 +189,7 @@
       <w:r>
         <w:t>c)</w:t>
         <w:tab/>
-        <w:t>330Ω</w:t>
+        <w:t>33000Ω</w:t>
       </w:r>
     </w:p>
     <w:p>
@@ -199,7 +199,7 @@
       <w:r>
         <w:t>d)</w:t>
         <w:tab/>
-        <w:t>33000Ω</w:t>
+        <w:t>3300Ω</w:t>
       </w:r>
     </w:p>
     <w:p>
@@ -217,7 +217,7 @@
       <w:r>
         <w:t>a)</w:t>
         <w:tab/>
-        <w:t>0,47KΩ</w:t>
+        <w:t>47KΩ</w:t>
       </w:r>
     </w:p>
     <w:p>
@@ -227,7 +227,7 @@
       <w:r>
         <w:t>b)</w:t>
         <w:tab/>
-        <w:t>470KΩ</w:t>
+        <w:t>0,47KΩ</w:t>
       </w:r>
     </w:p>
     <w:p>
@@ -247,7 +247,7 @@
       <w:r>
         <w:t>d)</w:t>
         <w:tab/>
-        <w:t>47KΩ</w:t>
+        <w:t>470KΩ</w:t>
       </w:r>
     </w:p>
     <w:p>
@@ -265,7 +265,7 @@
       <w:r>
         <w:t>a)</w:t>
         <w:tab/>
-        <w:t>10KΩ</w:t>
+        <w:t>100KΩ</w:t>
       </w:r>
     </w:p>
     <w:p>
@@ -275,7 +275,7 @@
       <w:r>
         <w:t>b)</w:t>
         <w:tab/>
-        <w:t>1KΩ</w:t>
+        <w:t>1000KΩ</w:t>
       </w:r>
     </w:p>
     <w:p>
@@ -285,7 +285,7 @@
       <w:r>
         <w:t>c)</w:t>
         <w:tab/>
-        <w:t>100KΩ</w:t>
+        <w:t>10KΩ</w:t>
       </w:r>
     </w:p>
     <w:p>
@@ -295,7 +295,7 @@
       <w:r>
         <w:t>d)</w:t>
         <w:tab/>
-        <w:t>1000KΩ</w:t>
+        <w:t>1KΩ</w:t>
       </w:r>
     </w:p>
     <w:p>
@@ -313,7 +313,7 @@
       <w:r>
         <w:t>a)</w:t>
         <w:tab/>
-        <w:t>6,8KΩ</w:t>
+        <w:t>0,0068KΩ</w:t>
       </w:r>
     </w:p>
     <w:p>
@@ -333,7 +333,7 @@
       <w:r>
         <w:t>c)</w:t>
         <w:tab/>
-        <w:t>0,0068KΩ</w:t>
+        <w:t>6,8KΩ</w:t>
       </w:r>
     </w:p>
     <w:p>
@@ -361,7 +361,7 @@
       <w:r>
         <w:t>a)</w:t>
         <w:tab/>
-        <w:t>0,000001</w:t>
+        <w:t>1000</w:t>
       </w:r>
     </w:p>
     <w:p>
@@ -381,7 +381,7 @@
       <w:r>
         <w:t>c)</w:t>
         <w:tab/>
-        <w:t>1000000</w:t>
+        <w:t>0,000001</w:t>
       </w:r>
     </w:p>
     <w:p>
@@ -391,7 +391,7 @@
       <w:r>
         <w:t>d)</w:t>
         <w:tab/>
-        <w:t>1000</w:t>
+        <w:t>1000000</w:t>
       </w:r>
     </w:p>
     <w:p>
@@ -419,7 +419,7 @@
       <w:r>
         <w:t>b)</w:t>
         <w:tab/>
-        <w:t>0,001</w:t>
+        <w:t>1000000</w:t>
       </w:r>
     </w:p>
     <w:p>
@@ -429,7 +429,7 @@
       <w:r>
         <w:t>c)</w:t>
         <w:tab/>
-        <w:t>1000000</w:t>
+        <w:t>0,000001</w:t>
       </w:r>
     </w:p>
     <w:p>
@@ -439,7 +439,7 @@
       <w:r>
         <w:t>d)</w:t>
         <w:tab/>
-        <w:t>0,000001</w:t>
+        <w:t>0,001</w:t>
       </w:r>
     </w:p>
     <w:p>
@@ -457,7 +457,7 @@
       <w:r>
         <w:t>a)</w:t>
         <w:tab/>
-        <w:t>1000</w:t>
+        <w:t>100000</w:t>
       </w:r>
     </w:p>
     <w:p>
@@ -467,7 +467,7 @@
       <w:r>
         <w:t>b)</w:t>
         <w:tab/>
-        <w:t>100000</w:t>
+        <w:t>1000000</w:t>
       </w:r>
     </w:p>
     <w:p>
@@ -477,7 +477,7 @@
       <w:r>
         <w:t>c)</w:t>
         <w:tab/>
-        <w:t>1000000</w:t>
+        <w:t>10000</w:t>
       </w:r>
     </w:p>
     <w:p>
@@ -487,7 +487,7 @@
       <w:r>
         <w:t>d)</w:t>
         <w:tab/>
-        <w:t>10000</w:t>
+        <w:t>1000</w:t>
       </w:r>
     </w:p>
     <w:p>

--- a/build/gal_electric_units.docx
+++ b/build/gal_electric_units.docx
@@ -7,7 +7,7 @@
         <w:pStyle w:val="Heading1"/>
       </w:pPr>
       <w:r>
-        <w:t>Electricity. unidades.</w:t>
+        <w:t>Electricidade. unidades.</w:t>
       </w:r>
     </w:p>
     <w:p>
@@ -73,7 +73,7 @@
       <w:r>
         <w:t>a)</w:t>
         <w:tab/>
-        <w:t>22,0000Ω</w:t>
+        <w:t>220Ω</w:t>
       </w:r>
     </w:p>
     <w:p>
@@ -103,7 +103,7 @@
       <w:r>
         <w:t>d)</w:t>
         <w:tab/>
-        <w:t>220Ω</w:t>
+        <w:t>22,0000Ω</w:t>
       </w:r>
     </w:p>
     <w:p>
@@ -121,7 +121,7 @@
       <w:r>
         <w:t>a)</w:t>
         <w:tab/>
-        <w:t>4,7Ω</w:t>
+        <w:t>470Ω</w:t>
       </w:r>
     </w:p>
     <w:p>
@@ -131,7 +131,7 @@
       <w:r>
         <w:t>b)</w:t>
         <w:tab/>
-        <w:t>470Ω</w:t>
+        <w:t>4700Ω</w:t>
       </w:r>
     </w:p>
     <w:p>
@@ -141,7 +141,7 @@
       <w:r>
         <w:t>c)</w:t>
         <w:tab/>
-        <w:t>4700Ω</w:t>
+        <w:t>47000Ω</w:t>
       </w:r>
     </w:p>
     <w:p>
@@ -151,7 +151,7 @@
       <w:r>
         <w:t>d)</w:t>
         <w:tab/>
-        <w:t>47000Ω</w:t>
+        <w:t>4,7Ω</w:t>
       </w:r>
     </w:p>
     <w:p>
@@ -169,7 +169,7 @@
       <w:r>
         <w:t>a)</w:t>
         <w:tab/>
-        <w:t>33Ω</w:t>
+        <w:t>33000Ω</w:t>
       </w:r>
     </w:p>
     <w:p>
@@ -179,7 +179,7 @@
       <w:r>
         <w:t>b)</w:t>
         <w:tab/>
-        <w:t>330Ω</w:t>
+        <w:t>3300Ω</w:t>
       </w:r>
     </w:p>
     <w:p>
@@ -189,7 +189,7 @@
       <w:r>
         <w:t>c)</w:t>
         <w:tab/>
-        <w:t>33000Ω</w:t>
+        <w:t>330Ω</w:t>
       </w:r>
     </w:p>
     <w:p>
@@ -199,7 +199,7 @@
       <w:r>
         <w:t>d)</w:t>
         <w:tab/>
-        <w:t>3300Ω</w:t>
+        <w:t>33Ω</w:t>
       </w:r>
     </w:p>
     <w:p>
@@ -217,7 +217,7 @@
       <w:r>
         <w:t>a)</w:t>
         <w:tab/>
-        <w:t>47KΩ</w:t>
+        <w:t>470KΩ</w:t>
       </w:r>
     </w:p>
     <w:p>
@@ -237,7 +237,7 @@
       <w:r>
         <w:t>c)</w:t>
         <w:tab/>
-        <w:t>4,7KΩ</w:t>
+        <w:t>47KΩ</w:t>
       </w:r>
     </w:p>
     <w:p>
@@ -247,7 +247,7 @@
       <w:r>
         <w:t>d)</w:t>
         <w:tab/>
-        <w:t>470KΩ</w:t>
+        <w:t>4,7KΩ</w:t>
       </w:r>
     </w:p>
     <w:p>
@@ -265,7 +265,7 @@
       <w:r>
         <w:t>a)</w:t>
         <w:tab/>
-        <w:t>100KΩ</w:t>
+        <w:t>1000KΩ</w:t>
       </w:r>
     </w:p>
     <w:p>
@@ -275,7 +275,7 @@
       <w:r>
         <w:t>b)</w:t>
         <w:tab/>
-        <w:t>1000KΩ</w:t>
+        <w:t>10KΩ</w:t>
       </w:r>
     </w:p>
     <w:p>
@@ -285,7 +285,7 @@
       <w:r>
         <w:t>c)</w:t>
         <w:tab/>
-        <w:t>10KΩ</w:t>
+        <w:t>100KΩ</w:t>
       </w:r>
     </w:p>
     <w:p>
@@ -313,7 +313,7 @@
       <w:r>
         <w:t>a)</w:t>
         <w:tab/>
-        <w:t>0,0068KΩ</w:t>
+        <w:t>0,068KΩ</w:t>
       </w:r>
     </w:p>
     <w:p>
@@ -323,7 +323,7 @@
       <w:r>
         <w:t>b)</w:t>
         <w:tab/>
-        <w:t>0,068KΩ</w:t>
+        <w:t>0,68KΩ</w:t>
       </w:r>
     </w:p>
     <w:p>
@@ -333,7 +333,7 @@
       <w:r>
         <w:t>c)</w:t>
         <w:tab/>
-        <w:t>6,8KΩ</w:t>
+        <w:t>0,0068KΩ</w:t>
       </w:r>
     </w:p>
     <w:p>
@@ -343,7 +343,7 @@
       <w:r>
         <w:t>d)</w:t>
         <w:tab/>
-        <w:t>0,68KΩ</w:t>
+        <w:t>6,8KΩ</w:t>
       </w:r>
     </w:p>
     <w:p>
@@ -381,7 +381,7 @@
       <w:r>
         <w:t>c)</w:t>
         <w:tab/>
-        <w:t>0,000001</w:t>
+        <w:t>1000000</w:t>
       </w:r>
     </w:p>
     <w:p>
@@ -391,7 +391,7 @@
       <w:r>
         <w:t>d)</w:t>
         <w:tab/>
-        <w:t>1000000</w:t>
+        <w:t>0,000001</w:t>
       </w:r>
     </w:p>
     <w:p>
@@ -419,7 +419,7 @@
       <w:r>
         <w:t>b)</w:t>
         <w:tab/>
-        <w:t>1000000</w:t>
+        <w:t>0,001</w:t>
       </w:r>
     </w:p>
     <w:p>
@@ -439,7 +439,7 @@
       <w:r>
         <w:t>d)</w:t>
         <w:tab/>
-        <w:t>0,001</w:t>
+        <w:t>1000000</w:t>
       </w:r>
     </w:p>
     <w:p>
@@ -457,7 +457,7 @@
       <w:r>
         <w:t>a)</w:t>
         <w:tab/>
-        <w:t>100000</w:t>
+        <w:t>10000</w:t>
       </w:r>
     </w:p>
     <w:p>
@@ -467,7 +467,7 @@
       <w:r>
         <w:t>b)</w:t>
         <w:tab/>
-        <w:t>1000000</w:t>
+        <w:t>100000</w:t>
       </w:r>
     </w:p>
     <w:p>
@@ -477,7 +477,7 @@
       <w:r>
         <w:t>c)</w:t>
         <w:tab/>
-        <w:t>10000</w:t>
+        <w:t>1000000</w:t>
       </w:r>
     </w:p>
     <w:p>
@@ -505,7 +505,7 @@
       <w:r>
         <w:t>a)</w:t>
         <w:tab/>
-        <w:t>0,0022</w:t>
+        <w:t>0,00022</w:t>
       </w:r>
     </w:p>
     <w:p>
@@ -515,7 +515,7 @@
       <w:r>
         <w:t>b)</w:t>
         <w:tab/>
-        <w:t>0,00022</w:t>
+        <w:t>0,0022</w:t>
       </w:r>
     </w:p>
     <w:p>
